--- a/Laptops/Bios/1- Basics.docx
+++ b/Laptops/Bios/1- Basics.docx
@@ -107,6 +107,7 @@
         <w:rPr>
           <w:b/>
           <w:bCs/>
+          <w:noProof/>
         </w:rPr>
         <w:drawing>
           <wp:inline distT="0" distB="0" distL="0" distR="0" wp14:anchorId="40320055" wp14:editId="62657879">
@@ -293,6 +294,29 @@
           <w:bCs/>
         </w:rPr>
       </w:pPr>
+      <w:r>
+        <w:rPr>
+          <w:b/>
+          <w:bCs/>
+        </w:rPr>
+        <w:t>Note:</w:t>
+      </w:r>
+    </w:p>
+    <w:p>
+      <w:pPr>
+        <w:rPr>
+          <w:b/>
+          <w:bCs/>
+        </w:rPr>
+      </w:pPr>
+      <w:r>
+        <w:rPr>
+          <w:b/>
+          <w:bCs/>
+        </w:rPr>
+        <w:lastRenderedPageBreak/>
+        <w:t>Bios vcc 3v, 1.8v(new laptop)</w:t>
+      </w:r>
     </w:p>
     <w:sectPr>
       <w:pgSz w:w="12240" w:h="15840"/>
@@ -1063,6 +1087,7 @@
   <w:style w:type="character" w:default="1" w:styleId="DefaultParagraphFont">
     <w:name w:val="Default Paragraph Font"/>
     <w:uiPriority w:val="1"/>
+    <w:semiHidden/>
     <w:unhideWhenUsed/>
   </w:style>
   <w:style w:type="table" w:default="1" w:styleId="TableNormal">
